--- a/assets/docs/41_Vo-Thi-Nhanh_KNTT_Bai-13-CAU-TAO-HOP-CHAT-HUU-CO-VO-GHI-BAI-KNTT-DAP-AN.docx
+++ b/assets/docs/41_Vo-Thi-Nhanh_KNTT_Bai-13-CAU-TAO-HOP-CHAT-HUU-CO-VO-GHI-BAI-KNTT-DAP-AN.docx
@@ -11140,7 +11140,7 @@
         <w:rPr>
           <w:rStyle w:val="Hyperlink"/>
         </w:rPr>
-        <w:t>http://o2.edu.vn</w:t>
+        <w:t>https://giasu.ai.vn/</w:t>
       </w:r>
     </w:hyperlink>
     <w:bookmarkStart w:id="2" w:name="_GoBack"/>
@@ -11205,7 +11205,7 @@
         <w:rPr>
           <w:rStyle w:val="Hyperlink"/>
         </w:rPr>
-        <w:t>http://o2.edu.vn</w:t>
+        <w:t>https://giasu.ai.vn/</w:t>
       </w:r>
     </w:hyperlink>
   </w:p>
